--- a/tillsyn/A 40902-2025 tillsynsbegäran.docx
+++ b/tillsyn/A 40902-2025 tillsynsbegäran.docx
@@ -922,7 +922,7 @@
     <w:r>
       <w:tab/>
       <w:tab/>
-      <w:t>2026-06-18</w:t>
+      <w:t>2026-06-19</w:t>
       <w:br/>
       <w:br/>
     </w:r>

--- a/tillsyn/A 40902-2025 tillsynsbegäran.docx
+++ b/tillsyn/A 40902-2025 tillsynsbegäran.docx
@@ -922,7 +922,7 @@
     <w:r>
       <w:tab/>
       <w:tab/>
-      <w:t>2026-06-19</w:t>
+      <w:t>2026-06-20</w:t>
       <w:br/>
       <w:br/>
     </w:r>

--- a/tillsyn/A 40902-2025 tillsynsbegäran.docx
+++ b/tillsyn/A 40902-2025 tillsynsbegäran.docx
@@ -12,10 +12,7 @@
     </w:p>
     <w:p>
       <w:r>
-        <w:t>Detta dokument behandlar höga naturvärden i avverkningsanmälan A 40902-2025 i Strömsunds kommun som inkom 2025-08-28 och omfattar 2,4 ha.</w:t>
-      </w:r>
-      <w:r>
-        <w:t xml:space="preserve"> I Figur 1 visas fyndplatser för naturvårdsarter i området, som finns registrerade på Artportalen.</w:t>
+        <w:t>Denna tillsynsbegäran behandlar höga naturvärden i avverkningsanmälan A 40902-2025 i Strömsunds kommun som inkom 2025-08-28 och omfattar 2,4 ha.</w:t>
       </w:r>
     </w:p>
     <w:p>
@@ -63,27 +60,12 @@
         <w:spacing w:after="240"/>
       </w:pPr>
       <w:r>
-        <w:t>Figur 1. Fyndplatser för naturvårdsarter inom 24 meter från avverkningsanmälan (röd linje). Inom parentes anges rödlistekategorier, S för signalarter, Tför typiska arter och fridlysningsparagrafer i artskyddsförordningen.Markörer utan svart kant är placerade på fyndplatsen. Markörer med svart kant är placerade vid sidan av fyndplatsen och har ett svart streck som visar fyndplatsens exakta position. Kartans mittpunktskoordinat är N 7044660, E 538531 i SWEREF 99 TM.</w:t>
+        <w:t>Figur 1. Fyndplatser för naturvårdsarter inom 24 meter från avverkningsanmälan. Markörer utan svart kant är placerade på fyndplatsen. Markörer med svart kant är placerade vid sidan av fyndplatsen har ett svart streck som visar fyndplatsens exakta position. Kartans mittpunktskoordinat är N 7044660, E 538531 i SWEREF 99 TM.</w:t>
       </w:r>
     </w:p>
     <w:p>
       <w:r>
-        <w:t>Vi begär härmed att Skogsstyrelsen fattar beslut enligt miljöbalken som säkerställer att skogens höga naturvärden bevaras samt att EU-lagstiftning efterlevs och att artskyddsbrott förhindras.</w:t>
-      </w:r>
-    </w:p>
-    <w:p>
-      <w:r>
-        <w:t>Vi begär vidare att Skogsstyrelsen säkerställer att inga skador eller försämringar av naturtypens bevarandestatus i området tillåts ske. Se Rådets direktiv 92/43/EEG samt ickeförsämringskravet i EU:s naturrestaureringsförordning (EU 2024/1991).</w:t>
-      </w:r>
-    </w:p>
-    <w:p>
-      <w:r>
-        <w:t>Vi önskar även ta del av de ställningstaganden och beslut som myndigheten meddelar till följd av aktuell avverkningsanmälan och föreningens inlaga (se 34 § förvaltningslagen).</w:t>
-      </w:r>
-    </w:p>
-    <w:p>
-      <w:r>
-        <w:t>Nedan beskrivs fynd av naturvårdsarter och fridlysta arter som gjorts i det avverkningsanmälda området. I BILAGA 1 finns artfakta om rödlistade arter.</w:t>
+        <w:t>Inom 24 meter från avverkningsanmälan finns fynd av 7 naturvårdsarter, varav 4 är rödlistade, 1 är fridlyst, 6 är typiska (T) och 3 är signalarter (S): doftticka (VU, T, §8), kolflarnlav (NT, T), lunglav (NT, T), skrovellav (NT, T), källmossa (S), stuplav (S, T) och ögonpyrola (S, T). Se Figur 1.</w:t>
       </w:r>
     </w:p>
     <w:p>
@@ -91,30 +73,35 @@
         <w:pStyle w:val="Heading1"/>
       </w:pPr>
       <w:r>
-        <w:t>Naturvårdsarter</w:t>
+        <w:t>Tillsynsbegäran</w:t>
       </w:r>
     </w:p>
     <w:p>
       <w:r>
-        <w:t>Inom 24 meter från avverkningsanmälan har följande 7 naturvårdsarter hittats: doftticka (VU, T, §8), kolflarnlav (NT, T), lunglav (NT, T), skrovellav (NT, T), källmossa (S), stuplav (S, T) och ögonpyrola (S, T). Av dessa är 4 rödlistade. För rödlistade arter har rödlistekategorin angivits inom parentes. Arter som är signalarter enligt Skogsstyrelsen har markerats med (S). Typiska arter inom Natura 2000 som är kopplade till skogsekosystem har markerats med (T). För fridlysta arter anges även paragrafen i Artskyddsförordningen som arten är fridlyst enligt.</w:t>
+        <w:t>Vi begär härmed att Skogsstyrelsen fattar beslut enligt miljöbalken som säkerställer att skogens höga naturvärden bevaras samt att EU-lagstiftning efterlevs och att artskyddsbrott förhindras.</w:t>
       </w:r>
     </w:p>
     <w:p>
       <w:r>
-        <w:t>De påträffade naturvårdsarterna är ett tydligt kvitto på att det rör sig om en skog med höga naturvärden.</w:t>
+        <w:t>Vi begär vidare att Skogsstyrelsen säkerställer att inga skador eller försämringar av naturtypens bevarandestatus i området tillåts ske. Se Rådets direktiv 92/43/EEG samt ickeförsämringskravet i EU:s naturrestaureringsförordning (EU 2024/1991).</w:t>
+      </w:r>
+    </w:p>
+    <w:p>
+      <w:r>
+        <w:t>Vi önskar även ta del av de ställningstaganden och beslut som myndigheten meddelar till följd av aktuell avverkningsanmälan och föreningens inlaga (se 34 § förvaltningslagen).</w:t>
       </w:r>
     </w:p>
     <w:p>
       <w:pPr>
-        <w:pStyle w:val="Heading2"/>
+        <w:pStyle w:val="Heading1"/>
       </w:pPr>
       <w:r>
-        <w:t>Fridlysta arter</w:t>
+        <w:t>Naturvårdsarter och fridlysta arter</w:t>
       </w:r>
     </w:p>
     <w:p>
       <w:r>
-        <w:t>Följande fridlysta arter har sina livsmiljöer och växtplatser i den avverkningsanmälda skogen: doftticka (VU, T, §8).</w:t>
+        <w:t>Nedan följer beskrivningar av de naturvårdsarter och fridlysta arter som har sina livsmiljöer och växtplatser i den avverkningsanmälda skogen. Se även ytterligare artfakta i BILAGA 1. De påträffade naturvårdsarterna är ett tydligt kvitto på att det rör sig om en skog med höga naturvärden.</w:t>
       </w:r>
     </w:p>
     <w:p>
@@ -144,14 +131,6 @@
       </w:r>
       <w:r>
         <w:t>(IUCN Redlist, 2024; Nitare &amp; Skogsstyrelsen, 2019; SLU Artdatabanken, 2024).</w:t>
-      </w:r>
-    </w:p>
-    <w:p>
-      <w:pPr>
-        <w:pStyle w:val="Heading2"/>
-      </w:pPr>
-      <w:r>
-        <w:t>Övriga naturvårdsarter</w:t>
       </w:r>
     </w:p>
     <w:p>
@@ -922,7 +901,7 @@
     <w:r>
       <w:tab/>
       <w:tab/>
-      <w:t>2026-06-20</w:t>
+      <w:t>2026-06-21</w:t>
       <w:br/>
       <w:br/>
     </w:r>

--- a/tillsyn/A 40902-2025 tillsynsbegäran.docx
+++ b/tillsyn/A 40902-2025 tillsynsbegäran.docx
@@ -901,7 +901,7 @@
     <w:r>
       <w:tab/>
       <w:tab/>
-      <w:t>2026-06-21</w:t>
+      <w:t>2026-06-22</w:t>
       <w:br/>
       <w:br/>
     </w:r>

--- a/tillsyn/A 40902-2025 tillsynsbegäran.docx
+++ b/tillsyn/A 40902-2025 tillsynsbegäran.docx
@@ -901,7 +901,7 @@
     <w:r>
       <w:tab/>
       <w:tab/>
-      <w:t>2026-06-22</w:t>
+      <w:t>2026-06-23</w:t>
       <w:br/>
       <w:br/>
     </w:r>

--- a/tillsyn/A 40902-2025 tillsynsbegäran.docx
+++ b/tillsyn/A 40902-2025 tillsynsbegäran.docx
@@ -901,7 +901,7 @@
     <w:r>
       <w:tab/>
       <w:tab/>
-      <w:t>2026-06-23</w:t>
+      <w:t>2026-06-24</w:t>
       <w:br/>
       <w:br/>
     </w:r>

--- a/tillsyn/A 40902-2025 tillsynsbegäran.docx
+++ b/tillsyn/A 40902-2025 tillsynsbegäran.docx
@@ -901,7 +901,7 @@
     <w:r>
       <w:tab/>
       <w:tab/>
-      <w:t>2026-06-24</w:t>
+      <w:t>2026-06-25</w:t>
       <w:br/>
       <w:br/>
     </w:r>

--- a/tillsyn/A 40902-2025 tillsynsbegäran.docx
+++ b/tillsyn/A 40902-2025 tillsynsbegäran.docx
@@ -901,7 +901,7 @@
     <w:r>
       <w:tab/>
       <w:tab/>
-      <w:t>2026-06-25</w:t>
+      <w:t>2026-06-26</w:t>
       <w:br/>
       <w:br/>
     </w:r>

--- a/tillsyn/A 40902-2025 tillsynsbegäran.docx
+++ b/tillsyn/A 40902-2025 tillsynsbegäran.docx
@@ -901,7 +901,7 @@
     <w:r>
       <w:tab/>
       <w:tab/>
-      <w:t>2026-06-26</w:t>
+      <w:t>2026-06-27</w:t>
       <w:br/>
       <w:br/>
     </w:r>

--- a/tillsyn/A 40902-2025 tillsynsbegäran.docx
+++ b/tillsyn/A 40902-2025 tillsynsbegäran.docx
@@ -901,7 +901,7 @@
     <w:r>
       <w:tab/>
       <w:tab/>
-      <w:t>2026-06-27</w:t>
+      <w:t>2026-06-28</w:t>
       <w:br/>
       <w:br/>
     </w:r>

--- a/tillsyn/A 40902-2025 tillsynsbegäran.docx
+++ b/tillsyn/A 40902-2025 tillsynsbegäran.docx
@@ -901,7 +901,7 @@
     <w:r>
       <w:tab/>
       <w:tab/>
-      <w:t>2026-06-28</w:t>
+      <w:t>2026-06-29</w:t>
       <w:br/>
       <w:br/>
     </w:r>

--- a/tillsyn/A 40902-2025 tillsynsbegäran.docx
+++ b/tillsyn/A 40902-2025 tillsynsbegäran.docx
@@ -901,7 +901,7 @@
     <w:r>
       <w:tab/>
       <w:tab/>
-      <w:t>2026-06-29</w:t>
+      <w:t>2026-06-30</w:t>
       <w:br/>
       <w:br/>
     </w:r>

--- a/tillsyn/A 40902-2025 tillsynsbegäran.docx
+++ b/tillsyn/A 40902-2025 tillsynsbegäran.docx
@@ -901,7 +901,7 @@
     <w:r>
       <w:tab/>
       <w:tab/>
-      <w:t>2026-06-30</w:t>
+      <w:t>2026-07-01</w:t>
       <w:br/>
       <w:br/>
     </w:r>

--- a/tillsyn/A 40902-2025 tillsynsbegäran.docx
+++ b/tillsyn/A 40902-2025 tillsynsbegäran.docx
@@ -901,7 +901,7 @@
     <w:r>
       <w:tab/>
       <w:tab/>
-      <w:t>2026-07-01</w:t>
+      <w:t>2026-07-02</w:t>
       <w:br/>
       <w:br/>
     </w:r>

--- a/tillsyn/A 40902-2025 tillsynsbegäran.docx
+++ b/tillsyn/A 40902-2025 tillsynsbegäran.docx
@@ -901,7 +901,7 @@
     <w:r>
       <w:tab/>
       <w:tab/>
-      <w:t>2026-07-13</w:t>
+      <w:t>2026-07-14</w:t>
       <w:br/>
       <w:br/>
     </w:r>

--- a/tillsyn/A 40902-2025 tillsynsbegäran.docx
+++ b/tillsyn/A 40902-2025 tillsynsbegäran.docx
@@ -901,7 +901,7 @@
     <w:r>
       <w:tab/>
       <w:tab/>
-      <w:t>2026-07-14</w:t>
+      <w:t>2026-07-15</w:t>
       <w:br/>
       <w:br/>
     </w:r>

--- a/tillsyn/A 40902-2025 tillsynsbegäran.docx
+++ b/tillsyn/A 40902-2025 tillsynsbegäran.docx
@@ -901,7 +901,7 @@
     <w:r>
       <w:tab/>
       <w:tab/>
-      <w:t>2026-07-15</w:t>
+      <w:t>2026-07-16</w:t>
       <w:br/>
       <w:br/>
     </w:r>

--- a/tillsyn/A 40902-2025 tillsynsbegäran.docx
+++ b/tillsyn/A 40902-2025 tillsynsbegäran.docx
@@ -901,7 +901,7 @@
     <w:r>
       <w:tab/>
       <w:tab/>
-      <w:t>2026-07-16</w:t>
+      <w:t>2026-07-17</w:t>
       <w:br/>
       <w:br/>
     </w:r>

--- a/tillsyn/A 40902-2025 tillsynsbegäran.docx
+++ b/tillsyn/A 40902-2025 tillsynsbegäran.docx
@@ -901,7 +901,7 @@
     <w:r>
       <w:tab/>
       <w:tab/>
-      <w:t>2026-07-17</w:t>
+      <w:t>2026-07-18</w:t>
       <w:br/>
       <w:br/>
     </w:r>

--- a/tillsyn/A 40902-2025 tillsynsbegäran.docx
+++ b/tillsyn/A 40902-2025 tillsynsbegäran.docx
@@ -901,7 +901,7 @@
     <w:r>
       <w:tab/>
       <w:tab/>
-      <w:t>2026-07-18</w:t>
+      <w:t>2026-07-19</w:t>
       <w:br/>
       <w:br/>
     </w:r>

--- a/tillsyn/A 40902-2025 tillsynsbegäran.docx
+++ b/tillsyn/A 40902-2025 tillsynsbegäran.docx
@@ -901,7 +901,7 @@
     <w:r>
       <w:tab/>
       <w:tab/>
-      <w:t>2026-07-19</w:t>
+      <w:t>2026-07-20</w:t>
       <w:br/>
       <w:br/>
     </w:r>

--- a/tillsyn/A 40902-2025 tillsynsbegäran.docx
+++ b/tillsyn/A 40902-2025 tillsynsbegäran.docx
@@ -901,7 +901,7 @@
     <w:r>
       <w:tab/>
       <w:tab/>
-      <w:t>2026-07-20</w:t>
+      <w:t>2026-07-21</w:t>
       <w:br/>
       <w:br/>
     </w:r>

--- a/tillsyn/A 40902-2025 tillsynsbegäran.docx
+++ b/tillsyn/A 40902-2025 tillsynsbegäran.docx
@@ -901,7 +901,7 @@
     <w:r>
       <w:tab/>
       <w:tab/>
-      <w:t>2026-07-21</w:t>
+      <w:t>2026-07-22</w:t>
       <w:br/>
       <w:br/>
     </w:r>

--- a/tillsyn/A 40902-2025 tillsynsbegäran.docx
+++ b/tillsyn/A 40902-2025 tillsynsbegäran.docx
@@ -901,7 +901,7 @@
     <w:r>
       <w:tab/>
       <w:tab/>
-      <w:t>2026-07-22</w:t>
+      <w:t>2026-07-23</w:t>
       <w:br/>
       <w:br/>
     </w:r>

--- a/tillsyn/A 40902-2025 tillsynsbegäran.docx
+++ b/tillsyn/A 40902-2025 tillsynsbegäran.docx
@@ -901,7 +901,7 @@
     <w:r>
       <w:tab/>
       <w:tab/>
-      <w:t>2026-07-23</w:t>
+      <w:t>2026-07-24</w:t>
       <w:br/>
       <w:br/>
     </w:r>

--- a/tillsyn/A 40902-2025 tillsynsbegäran.docx
+++ b/tillsyn/A 40902-2025 tillsynsbegäran.docx
@@ -901,7 +901,7 @@
     <w:r>
       <w:tab/>
       <w:tab/>
-      <w:t>2026-07-24</w:t>
+      <w:t>2026-07-25</w:t>
       <w:br/>
       <w:br/>
     </w:r>

--- a/tillsyn/A 40902-2025 tillsynsbegäran.docx
+++ b/tillsyn/A 40902-2025 tillsynsbegäran.docx
@@ -901,7 +901,7 @@
     <w:r>
       <w:tab/>
       <w:tab/>
-      <w:t>2026-07-25</w:t>
+      <w:t>2026-07-26</w:t>
       <w:br/>
       <w:br/>
     </w:r>

--- a/tillsyn/A 40902-2025 tillsynsbegäran.docx
+++ b/tillsyn/A 40902-2025 tillsynsbegäran.docx
@@ -901,7 +901,7 @@
     <w:r>
       <w:tab/>
       <w:tab/>
-      <w:t>2026-07-26</w:t>
+      <w:t>2026-07-27</w:t>
       <w:br/>
       <w:br/>
     </w:r>

--- a/tillsyn/A 40902-2025 tillsynsbegäran.docx
+++ b/tillsyn/A 40902-2025 tillsynsbegäran.docx
@@ -901,7 +901,7 @@
     <w:r>
       <w:tab/>
       <w:tab/>
-      <w:t>2026-07-27</w:t>
+      <w:t>2026-07-28</w:t>
       <w:br/>
       <w:br/>
     </w:r>

--- a/tillsyn/A 40902-2025 tillsynsbegäran.docx
+++ b/tillsyn/A 40902-2025 tillsynsbegäran.docx
@@ -901,7 +901,7 @@
     <w:r>
       <w:tab/>
       <w:tab/>
-      <w:t>2026-07-28</w:t>
+      <w:t>2026-07-29</w:t>
       <w:br/>
       <w:br/>
     </w:r>

--- a/tillsyn/A 40902-2025 tillsynsbegäran.docx
+++ b/tillsyn/A 40902-2025 tillsynsbegäran.docx
@@ -901,7 +901,7 @@
     <w:r>
       <w:tab/>
       <w:tab/>
-      <w:t>2026-07-29</w:t>
+      <w:t>2026-07-30</w:t>
       <w:br/>
       <w:br/>
     </w:r>

--- a/tillsyn/A 40902-2025 tillsynsbegäran.docx
+++ b/tillsyn/A 40902-2025 tillsynsbegäran.docx
@@ -901,7 +901,7 @@
     <w:r>
       <w:tab/>
       <w:tab/>
-      <w:t>2026-07-30</w:t>
+      <w:t>2026-07-31</w:t>
       <w:br/>
       <w:br/>
     </w:r>

--- a/tillsyn/A 40902-2025 tillsynsbegäran.docx
+++ b/tillsyn/A 40902-2025 tillsynsbegäran.docx
@@ -901,7 +901,7 @@
     <w:r>
       <w:tab/>
       <w:tab/>
-      <w:t>2026-07-31</w:t>
+      <w:t>2026-08-01</w:t>
       <w:br/>
       <w:br/>
     </w:r>

--- a/tillsyn/A 40902-2025 tillsynsbegäran.docx
+++ b/tillsyn/A 40902-2025 tillsynsbegäran.docx
@@ -901,7 +901,7 @@
     <w:r>
       <w:tab/>
       <w:tab/>
-      <w:t>2026-08-01</w:t>
+      <w:t>2026-08-02</w:t>
       <w:br/>
       <w:br/>
     </w:r>

--- a/tillsyn/A 40902-2025 tillsynsbegäran.docx
+++ b/tillsyn/A 40902-2025 tillsynsbegäran.docx
@@ -901,7 +901,7 @@
     <w:r>
       <w:tab/>
       <w:tab/>
-      <w:t>2026-08-02</w:t>
+      <w:t>2026-08-03</w:t>
       <w:br/>
       <w:br/>
     </w:r>

--- a/tillsyn/A 40902-2025 tillsynsbegäran.docx
+++ b/tillsyn/A 40902-2025 tillsynsbegäran.docx
@@ -901,7 +901,7 @@
     <w:r>
       <w:tab/>
       <w:tab/>
-      <w:t>2026-08-03</w:t>
+      <w:t>2026-08-05</w:t>
       <w:br/>
       <w:br/>
     </w:r>

--- a/tillsyn/A 40902-2025 tillsynsbegäran.docx
+++ b/tillsyn/A 40902-2025 tillsynsbegäran.docx
@@ -901,7 +901,7 @@
     <w:r>
       <w:tab/>
       <w:tab/>
-      <w:t>2026-08-05</w:t>
+      <w:t>2026-08-07</w:t>
       <w:br/>
       <w:br/>
     </w:r>

--- a/tillsyn/A 40902-2025 tillsynsbegäran.docx
+++ b/tillsyn/A 40902-2025 tillsynsbegäran.docx
@@ -901,7 +901,7 @@
     <w:r>
       <w:tab/>
       <w:tab/>
-      <w:t>2026-08-07</w:t>
+      <w:t>2026-08-08</w:t>
       <w:br/>
       <w:br/>
     </w:r>

--- a/tillsyn/A 40902-2025 tillsynsbegäran.docx
+++ b/tillsyn/A 40902-2025 tillsynsbegäran.docx
@@ -60,7 +60,7 @@
         <w:spacing w:after="240"/>
       </w:pPr>
       <w:r>
-        <w:t>Figur 1. Fyndplatser för naturvårdsarter inom 24 meter från avverkningsanmälan. Markörer utan svart kant är placerade på fyndplatsen. Markörer med svart kant är placerade vid sidan av fyndplatsen har ett svart streck som visar fyndplatsens exakta position. Kartans mittpunktskoordinat är N 7044660, E 538531 i SWEREF 99 TM.</w:t>
+        <w:t>Figur 1. Fyndplatser för naturvårdsarter inom 24 meter från avverkningsanmälan. Markörer utan svart kant är placerade på fyndplatsen. Markörer med svart kant är placerade vid sidan av fyndplatsen och har ett svart streck som visar fyndplatsens exakta position. Kartans mittpunktskoordinat är N 7044660, E 538531 i SWEREF 99 TM.</w:t>
       </w:r>
     </w:p>
     <w:p>
@@ -901,7 +901,7 @@
     <w:r>
       <w:tab/>
       <w:tab/>
-      <w:t>2026-08-14</w:t>
+      <w:t>2026-08-15</w:t>
       <w:br/>
       <w:br/>
     </w:r>

--- a/tillsyn/A 40902-2025 tillsynsbegäran.docx
+++ b/tillsyn/A 40902-2025 tillsynsbegäran.docx
@@ -901,7 +901,7 @@
     <w:r>
       <w:tab/>
       <w:tab/>
-      <w:t>2026-08-15</w:t>
+      <w:t>2026-08-16</w:t>
       <w:br/>
       <w:br/>
     </w:r>

--- a/tillsyn/A 40902-2025 tillsynsbegäran.docx
+++ b/tillsyn/A 40902-2025 tillsynsbegäran.docx
@@ -901,7 +901,7 @@
     <w:r>
       <w:tab/>
       <w:tab/>
-      <w:t>2026-08-16</w:t>
+      <w:t>2026-08-17</w:t>
       <w:br/>
       <w:br/>
     </w:r>

--- a/tillsyn/A 40902-2025 tillsynsbegäran.docx
+++ b/tillsyn/A 40902-2025 tillsynsbegäran.docx
@@ -901,7 +901,7 @@
     <w:r>
       <w:tab/>
       <w:tab/>
-      <w:t>2026-08-17</w:t>
+      <w:t>2026-08-18</w:t>
       <w:br/>
       <w:br/>
     </w:r>

--- a/tillsyn/A 40902-2025 tillsynsbegäran.docx
+++ b/tillsyn/A 40902-2025 tillsynsbegäran.docx
@@ -901,7 +901,7 @@
     <w:r>
       <w:tab/>
       <w:tab/>
-      <w:t>2026-08-18</w:t>
+      <w:t>2026-08-19</w:t>
       <w:br/>
       <w:br/>
     </w:r>

--- a/tillsyn/A 40902-2025 tillsynsbegäran.docx
+++ b/tillsyn/A 40902-2025 tillsynsbegäran.docx
@@ -901,7 +901,7 @@
     <w:r>
       <w:tab/>
       <w:tab/>
-      <w:t>2026-08-19</w:t>
+      <w:t>2026-08-20</w:t>
       <w:br/>
       <w:br/>
     </w:r>

--- a/tillsyn/A 40902-2025 tillsynsbegäran.docx
+++ b/tillsyn/A 40902-2025 tillsynsbegäran.docx
@@ -901,7 +901,7 @@
     <w:r>
       <w:tab/>
       <w:tab/>
-      <w:t>2026-08-20</w:t>
+      <w:t>2026-08-21</w:t>
       <w:br/>
       <w:br/>
     </w:r>

--- a/tillsyn/A 40902-2025 tillsynsbegäran.docx
+++ b/tillsyn/A 40902-2025 tillsynsbegäran.docx
@@ -901,7 +901,7 @@
     <w:r>
       <w:tab/>
       <w:tab/>
-      <w:t>2026-08-21</w:t>
+      <w:t>2026-08-22</w:t>
       <w:br/>
       <w:br/>
     </w:r>

--- a/tillsyn/A 40902-2025 tillsynsbegäran.docx
+++ b/tillsyn/A 40902-2025 tillsynsbegäran.docx
@@ -901,7 +901,7 @@
     <w:r>
       <w:tab/>
       <w:tab/>
-      <w:t>2026-08-22</w:t>
+      <w:t>2026-08-23</w:t>
       <w:br/>
       <w:br/>
     </w:r>

--- a/tillsyn/A 40902-2025 tillsynsbegäran.docx
+++ b/tillsyn/A 40902-2025 tillsynsbegäran.docx
@@ -901,7 +901,7 @@
     <w:r>
       <w:tab/>
       <w:tab/>
-      <w:t>2026-08-23</w:t>
+      <w:t>2026-08-24</w:t>
       <w:br/>
       <w:br/>
     </w:r>

--- a/tillsyn/A 40902-2025 tillsynsbegäran.docx
+++ b/tillsyn/A 40902-2025 tillsynsbegäran.docx
@@ -901,7 +901,7 @@
     <w:r>
       <w:tab/>
       <w:tab/>
-      <w:t>2026-08-24</w:t>
+      <w:t>2026-08-25</w:t>
       <w:br/>
       <w:br/>
     </w:r>

--- a/tillsyn/A 40902-2025 tillsynsbegäran.docx
+++ b/tillsyn/A 40902-2025 tillsynsbegäran.docx
@@ -901,7 +901,7 @@
     <w:r>
       <w:tab/>
       <w:tab/>
-      <w:t>2026-08-25</w:t>
+      <w:t>2026-08-26</w:t>
       <w:br/>
       <w:br/>
     </w:r>

--- a/tillsyn/A 40902-2025 tillsynsbegäran.docx
+++ b/tillsyn/A 40902-2025 tillsynsbegäran.docx
@@ -901,7 +901,7 @@
     <w:r>
       <w:tab/>
       <w:tab/>
-      <w:t>2026-08-26</w:t>
+      <w:t>2026-08-27</w:t>
       <w:br/>
       <w:br/>
     </w:r>

--- a/tillsyn/A 40902-2025 tillsynsbegäran.docx
+++ b/tillsyn/A 40902-2025 tillsynsbegäran.docx
@@ -901,7 +901,7 @@
     <w:r>
       <w:tab/>
       <w:tab/>
-      <w:t>2026-08-27</w:t>
+      <w:t>2026-08-28</w:t>
       <w:br/>
       <w:br/>
     </w:r>

--- a/tillsyn/A 40902-2025 tillsynsbegäran.docx
+++ b/tillsyn/A 40902-2025 tillsynsbegäran.docx
@@ -901,7 +901,7 @@
     <w:r>
       <w:tab/>
       <w:tab/>
-      <w:t>2026-08-28</w:t>
+      <w:t>2026-08-29</w:t>
       <w:br/>
       <w:br/>
     </w:r>

--- a/tillsyn/A 40902-2025 tillsynsbegäran.docx
+++ b/tillsyn/A 40902-2025 tillsynsbegäran.docx
@@ -901,7 +901,7 @@
     <w:r>
       <w:tab/>
       <w:tab/>
-      <w:t>2026-08-29</w:t>
+      <w:t>2026-08-31</w:t>
       <w:br/>
       <w:br/>
     </w:r>

--- a/tillsyn/A 40902-2025 tillsynsbegäran.docx
+++ b/tillsyn/A 40902-2025 tillsynsbegäran.docx
@@ -901,7 +901,7 @@
     <w:r>
       <w:tab/>
       <w:tab/>
-      <w:t>2026-08-31</w:t>
+      <w:t>2026-09-01</w:t>
       <w:br/>
       <w:br/>
     </w:r>

--- a/tillsyn/A 40902-2025 tillsynsbegäran.docx
+++ b/tillsyn/A 40902-2025 tillsynsbegäran.docx
@@ -901,7 +901,7 @@
     <w:r>
       <w:tab/>
       <w:tab/>
-      <w:t>2026-09-01</w:t>
+      <w:t>2026-09-02</w:t>
       <w:br/>
       <w:br/>
     </w:r>

--- a/tillsyn/A 40902-2025 tillsynsbegäran.docx
+++ b/tillsyn/A 40902-2025 tillsynsbegäran.docx
@@ -901,7 +901,7 @@
     <w:r>
       <w:tab/>
       <w:tab/>
-      <w:t>2026-09-02</w:t>
+      <w:t>2026-09-03</w:t>
       <w:br/>
       <w:br/>
     </w:r>

--- a/tillsyn/A 40902-2025 tillsynsbegäran.docx
+++ b/tillsyn/A 40902-2025 tillsynsbegäran.docx
@@ -901,7 +901,7 @@
     <w:r>
       <w:tab/>
       <w:tab/>
-      <w:t>2026-09-03</w:t>
+      <w:t>2026-09-04</w:t>
       <w:br/>
       <w:br/>
     </w:r>

--- a/tillsyn/A 40902-2025 tillsynsbegäran.docx
+++ b/tillsyn/A 40902-2025 tillsynsbegäran.docx
@@ -901,7 +901,7 @@
     <w:r>
       <w:tab/>
       <w:tab/>
-      <w:t>2026-09-04</w:t>
+      <w:t>2026-09-05</w:t>
       <w:br/>
       <w:br/>
     </w:r>

--- a/tillsyn/A 40902-2025 tillsynsbegäran.docx
+++ b/tillsyn/A 40902-2025 tillsynsbegäran.docx
@@ -901,7 +901,7 @@
     <w:r>
       <w:tab/>
       <w:tab/>
-      <w:t>2026-09-05</w:t>
+      <w:t>2026-09-06</w:t>
       <w:br/>
       <w:br/>
     </w:r>

--- a/tillsyn/A 40902-2025 tillsynsbegäran.docx
+++ b/tillsyn/A 40902-2025 tillsynsbegäran.docx
@@ -901,7 +901,7 @@
     <w:r>
       <w:tab/>
       <w:tab/>
-      <w:t>2026-09-06</w:t>
+      <w:t>2026-09-07</w:t>
       <w:br/>
       <w:br/>
     </w:r>

--- a/tillsyn/A 40902-2025 tillsynsbegäran.docx
+++ b/tillsyn/A 40902-2025 tillsynsbegäran.docx
@@ -901,7 +901,7 @@
     <w:r>
       <w:tab/>
       <w:tab/>
-      <w:t>2026-09-07</w:t>
+      <w:t>2026-09-08</w:t>
       <w:br/>
       <w:br/>
     </w:r>

--- a/tillsyn/A 40902-2025 tillsynsbegäran.docx
+++ b/tillsyn/A 40902-2025 tillsynsbegäran.docx
@@ -901,7 +901,7 @@
     <w:r>
       <w:tab/>
       <w:tab/>
-      <w:t>2026-09-08</w:t>
+      <w:t>2026-09-09</w:t>
       <w:br/>
       <w:br/>
     </w:r>

--- a/tillsyn/A 40902-2025 tillsynsbegäran.docx
+++ b/tillsyn/A 40902-2025 tillsynsbegäran.docx
@@ -901,7 +901,7 @@
     <w:r>
       <w:tab/>
       <w:tab/>
-      <w:t>2026-09-09</w:t>
+      <w:t>2026-09-10</w:t>
       <w:br/>
       <w:br/>
     </w:r>

--- a/tillsyn/A 40902-2025 tillsynsbegäran.docx
+++ b/tillsyn/A 40902-2025 tillsynsbegäran.docx
@@ -901,7 +901,7 @@
     <w:r>
       <w:tab/>
       <w:tab/>
-      <w:t>2026-09-10</w:t>
+      <w:t>2026-09-11</w:t>
       <w:br/>
       <w:br/>
     </w:r>

--- a/tillsyn/A 40902-2025 tillsynsbegäran.docx
+++ b/tillsyn/A 40902-2025 tillsynsbegäran.docx
@@ -901,7 +901,7 @@
     <w:r>
       <w:tab/>
       <w:tab/>
-      <w:t>2026-09-11</w:t>
+      <w:t>2026-09-12</w:t>
       <w:br/>
       <w:br/>
     </w:r>
